--- a/docs/mau-checklist-danh-gia.docx
+++ b/docs/mau-checklist-danh-gia.docx
@@ -337,7 +337,7 @@
           <w:sz w:val="20"/>
           <w:szCs w:val="20"/>
         </w:rPr>
-        <w:t xml:space="preserve">Danh mục này do hệ thống gợi ý để đánh giá viên tham khảo. Không bắt buộc thực hiện hết các mục, và không giới hạn phạm vi đánh giá — mọi phát hiện ngoài danh mục vẫn được ghi nhận bình thường.</w:t>
+        <w:t xml:space="preserve">Danh mục này do hệ thống gợi ý để đánh giá viên tham khảo. Không bắt buộc thực hiện hết các mục, và không giới hạn phạm vi đánh giá.</w:t>
       </w:r>
     </w:p>
     <w:tbl>
@@ -432,17 +432,14 @@
           <w:p>
             <w:pPr>
               <w:spacing w:after="0"/>
-              <w:jc w:val="center"/>
-            </w:pPr>
-            <w:r>
-              <w:rPr>
-                <w:rFonts w:ascii="Times New Roman" w:cs="Times New Roman" w:eastAsia="Times New Roman" w:hAnsi="Times New Roman"/>
-                <w:b/>
-                <w:bCs/>
-                <w:sz w:val="22"/>
-                <w:szCs w:val="22"/>
-              </w:rPr>
-              <w:t xml:space="preserve">Đánh tích</w:t>
+            </w:pPr>
+            <w:r>
+              <w:rPr>
+                <w:rFonts w:ascii="Times New Roman" w:cs="Times New Roman" w:eastAsia="Times New Roman" w:hAnsi="Times New Roman"/>
+                <w:sz w:val="22"/>
+                <w:szCs w:val="22"/>
+              </w:rPr>
+              <w:t xml:space="preserve"/>
             </w:r>
           </w:p>
         </w:tc>
